--- a/homework/shenikov_exam/Экзамен_Щеников_вопросы_билета_Рослов.docx
+++ b/homework/shenikov_exam/Экзамен_Щеников_вопросы_билета_Рослов.docx
@@ -229,6 +229,1081 @@
           <w:sz w:val="24"/>
         </w:rPr>
         <w:t>2026</w:t>
+      </w:r>
+    </w:p>
+    <w:p>
+      <w:r>
+        <w:br w:type="page"/>
+      </w:r>
+    </w:p>
+    <w:p>
+      <w:pPr>
+        <w:spacing w:after="160"/>
+        <w:jc w:val="center"/>
+      </w:pPr>
+      <w:r>
+        <w:rPr>
+          <w:rFonts w:ascii="Times New Roman" w:hAnsi="Times New Roman" w:eastAsia="Times New Roman"/>
+          <w:b/>
+          <w:i w:val="0"/>
+          <w:sz w:val="26"/>
+        </w:rPr>
+        <w:t>ВОПРОСЫ К ЭКЗАМЕНУ (Глава 4. Киберфизические системы)</w:t>
+      </w:r>
+    </w:p>
+    <w:p>
+      <w:pPr>
+        <w:spacing w:before="200" w:after="80"/>
+      </w:pPr>
+      <w:r>
+        <w:rPr>
+          <w:rFonts w:ascii="Times New Roman" w:hAnsi="Times New Roman" w:eastAsia="Times New Roman"/>
+          <w:b/>
+          <w:i w:val="0"/>
+          <w:sz w:val="28"/>
+        </w:rPr>
+        <w:t>1. С какой целью (целями) разрабатываются цифровые двойники?</w:t>
+      </w:r>
+    </w:p>
+    <w:p>
+      <w:pPr>
+        <w:ind w:firstLine="709"/>
+        <w:jc w:val="both"/>
+      </w:pPr>
+      <w:r>
+        <w:rPr>
+          <w:rFonts w:ascii="Times New Roman" w:hAnsi="Times New Roman" w:eastAsia="Times New Roman"/>
+          <w:b w:val="0"/>
+          <w:i w:val="0"/>
+          <w:sz w:val="28"/>
+        </w:rPr>
+        <w:t>Цифровые двойники разрабатываются с целью оптимизации производительности физических объектов и систем в режиме реального времени. Каждый физический объект (например, ветровая турбина) получает своего цифрового двойника, который позволяет моделировать его состояние и управлять параметрами работы — например, регуляторами нагрузки — не вмешиваясь непосредственно в физическое оборудование. Цифровые двойники дают возможность избежать перегрузок отдельных узлов и тщательно распределять нагрузку по всей системе (в примере пособия — по всему семейству ветротурбин). Таким образом, ключевая цель — повышение эффективности, предотвращение аварий и оптимизация работы промышленных установок на основе постоянного мониторинга и анализа данных.</w:t>
+      </w:r>
+    </w:p>
+    <w:p>
+      <w:pPr>
+        <w:spacing w:before="200" w:after="80"/>
+      </w:pPr>
+      <w:r>
+        <w:rPr>
+          <w:rFonts w:ascii="Times New Roman" w:hAnsi="Times New Roman" w:eastAsia="Times New Roman"/>
+          <w:b/>
+          <w:i w:val="0"/>
+          <w:sz w:val="28"/>
+        </w:rPr>
+        <w:t>2. Какие предпосылки лежат в основе киберфизических систем?</w:t>
+      </w:r>
+    </w:p>
+    <w:p>
+      <w:pPr>
+        <w:ind w:firstLine="709"/>
+        <w:jc w:val="both"/>
+      </w:pPr>
+      <w:r>
+        <w:rPr>
+          <w:rFonts w:ascii="Times New Roman" w:hAnsi="Times New Roman" w:eastAsia="Times New Roman"/>
+          <w:b w:val="0"/>
+          <w:i w:val="0"/>
+          <w:sz w:val="28"/>
+        </w:rPr>
+        <w:t>Пособие выделяет три основные технические предпосылки, сделавшие возможным появление киберфизических систем:</w:t>
+      </w:r>
+    </w:p>
+    <w:p>
+      <w:pPr>
+        <w:ind w:firstLine="709"/>
+        <w:jc w:val="both"/>
+      </w:pPr>
+      <w:r>
+        <w:rPr>
+          <w:rFonts w:ascii="Times New Roman" w:hAnsi="Times New Roman" w:eastAsia="Times New Roman"/>
+          <w:b w:val="0"/>
+          <w:i w:val="0"/>
+          <w:sz w:val="28"/>
+        </w:rPr>
+        <w:t xml:space="preserve">1. </w:t>
+      </w:r>
+      <w:r>
+        <w:rPr>
+          <w:rFonts w:ascii="Times New Roman" w:hAnsi="Times New Roman" w:eastAsia="Times New Roman"/>
+          <w:b/>
+          <w:i w:val="0"/>
+          <w:sz w:val="28"/>
+        </w:rPr>
+        <w:t>Рост количества встроенных систем</w:t>
+      </w:r>
+      <w:r>
+        <w:rPr>
+          <w:rFonts w:ascii="Times New Roman" w:hAnsi="Times New Roman" w:eastAsia="Times New Roman"/>
+          <w:b w:val="0"/>
+          <w:i w:val="0"/>
+          <w:sz w:val="28"/>
+        </w:rPr>
+        <w:t xml:space="preserve"> — электронных контроллеров с памятью: сенсорные сети, медицинское оборудование, умные дома и т.д.</w:t>
+      </w:r>
+    </w:p>
+    <w:p>
+      <w:pPr>
+        <w:ind w:firstLine="709"/>
+        <w:jc w:val="both"/>
+      </w:pPr>
+      <w:r>
+        <w:rPr>
+          <w:rFonts w:ascii="Times New Roman" w:hAnsi="Times New Roman" w:eastAsia="Times New Roman"/>
+          <w:b w:val="0"/>
+          <w:i w:val="0"/>
+          <w:sz w:val="28"/>
+        </w:rPr>
+        <w:t xml:space="preserve">2. </w:t>
+      </w:r>
+      <w:r>
+        <w:rPr>
+          <w:rFonts w:ascii="Times New Roman" w:hAnsi="Times New Roman" w:eastAsia="Times New Roman"/>
+          <w:b/>
+          <w:i w:val="0"/>
+          <w:sz w:val="28"/>
+        </w:rPr>
+        <w:t>Постепенная интеграция систем в большие системы</w:t>
+      </w:r>
+      <w:r>
+        <w:rPr>
+          <w:rFonts w:ascii="Times New Roman" w:hAnsi="Times New Roman" w:eastAsia="Times New Roman"/>
+          <w:b w:val="0"/>
+          <w:i w:val="0"/>
+          <w:sz w:val="28"/>
+        </w:rPr>
+        <w:t xml:space="preserve"> с целью достижения положительного синергетического эффекта: Интернет вещей, World Wide Sensor Net, умные среды обитания, военные системы будущего.</w:t>
+      </w:r>
+    </w:p>
+    <w:p>
+      <w:pPr>
+        <w:ind w:firstLine="709"/>
+        <w:jc w:val="both"/>
+      </w:pPr>
+      <w:r>
+        <w:rPr>
+          <w:rFonts w:ascii="Times New Roman" w:hAnsi="Times New Roman" w:eastAsia="Times New Roman"/>
+          <w:b w:val="0"/>
+          <w:i w:val="0"/>
+          <w:sz w:val="28"/>
+        </w:rPr>
+        <w:t xml:space="preserve">3. </w:t>
+      </w:r>
+      <w:r>
+        <w:rPr>
+          <w:rFonts w:ascii="Times New Roman" w:hAnsi="Times New Roman" w:eastAsia="Times New Roman"/>
+          <w:b/>
+          <w:i w:val="0"/>
+          <w:sz w:val="28"/>
+        </w:rPr>
+        <w:t>Гораздо более быстрое эволюционирование когнитивных способностей машины по сравнению с человеческими</w:t>
+      </w:r>
+      <w:r>
+        <w:rPr>
+          <w:rFonts w:ascii="Times New Roman" w:hAnsi="Times New Roman" w:eastAsia="Times New Roman"/>
+          <w:b w:val="0"/>
+          <w:i w:val="0"/>
+          <w:sz w:val="28"/>
+        </w:rPr>
+        <w:t xml:space="preserve"> — люди уже не в состоянии справиться с тем объёмом информации, требуемой для принятия решений, и постепенно выводятся из контура управления, передавая часть своих полномочий и действий киберфизической системе.</w:t>
+      </w:r>
+    </w:p>
+    <w:p>
+      <w:pPr>
+        <w:spacing w:before="200" w:after="80"/>
+      </w:pPr>
+      <w:r>
+        <w:rPr>
+          <w:rFonts w:ascii="Times New Roman" w:hAnsi="Times New Roman" w:eastAsia="Times New Roman"/>
+          <w:b/>
+          <w:i w:val="0"/>
+          <w:sz w:val="28"/>
+        </w:rPr>
+        <w:t>3. В чём заключается отличие промышленного Интернета вещей от обычного Интернета вещей?</w:t>
+      </w:r>
+    </w:p>
+    <w:p>
+      <w:pPr>
+        <w:ind w:firstLine="709"/>
+        <w:jc w:val="both"/>
+      </w:pPr>
+      <w:r>
+        <w:rPr>
+          <w:rFonts w:ascii="Times New Roman" w:hAnsi="Times New Roman" w:eastAsia="Times New Roman"/>
+          <w:b w:val="0"/>
+          <w:i w:val="0"/>
+          <w:sz w:val="28"/>
+        </w:rPr>
+        <w:t xml:space="preserve">Обычный Интернет вещей (IoT) — это концепция вычислительной сети физических предметов («вещей»), оснащённых встроенными технологиями для взаимодействия друг с другом или с внешней средой. Промышленный Интернет вещей (IIoT) представляет собой систему объединённых компьютерных сетей и подключённых к ним именно </w:t>
+      </w:r>
+      <w:r>
+        <w:rPr>
+          <w:rFonts w:ascii="Times New Roman" w:hAnsi="Times New Roman" w:eastAsia="Times New Roman"/>
+          <w:b/>
+          <w:i w:val="0"/>
+          <w:sz w:val="28"/>
+        </w:rPr>
+        <w:t>промышленных (производственных) объектов</w:t>
+      </w:r>
+      <w:r>
+        <w:rPr>
+          <w:rFonts w:ascii="Times New Roman" w:hAnsi="Times New Roman" w:eastAsia="Times New Roman"/>
+          <w:b w:val="0"/>
+          <w:i w:val="0"/>
+          <w:sz w:val="28"/>
+        </w:rPr>
+        <w:t xml:space="preserve"> со встроенными датчиками и программным обеспечением для сбора и обмена данными, с возможностью </w:t>
+      </w:r>
+      <w:r>
+        <w:rPr>
+          <w:rFonts w:ascii="Times New Roman" w:hAnsi="Times New Roman" w:eastAsia="Times New Roman"/>
+          <w:b/>
+          <w:i w:val="0"/>
+          <w:sz w:val="28"/>
+        </w:rPr>
+        <w:t>удалённого контроля и управления в автоматизированном режиме, без участия человека</w:t>
+      </w:r>
+      <w:r>
+        <w:rPr>
+          <w:rFonts w:ascii="Times New Roman" w:hAnsi="Times New Roman" w:eastAsia="Times New Roman"/>
+          <w:b w:val="0"/>
+          <w:i w:val="0"/>
+          <w:sz w:val="28"/>
+        </w:rPr>
+        <w:t xml:space="preserve">. Ключевое отличие — в промышленном применении и повышенных требованиях к надёжности передачи данных: промышленный Интернет использует протоколы, </w:t>
+      </w:r>
+      <w:r>
+        <w:rPr>
+          <w:rFonts w:ascii="Times New Roman" w:hAnsi="Times New Roman" w:eastAsia="Times New Roman"/>
+          <w:b/>
+          <w:i w:val="0"/>
+          <w:sz w:val="28"/>
+        </w:rPr>
+        <w:t>более стойкие к взломам и электромагнитным помехам</w:t>
+      </w:r>
+      <w:r>
+        <w:rPr>
+          <w:rFonts w:ascii="Times New Roman" w:hAnsi="Times New Roman" w:eastAsia="Times New Roman"/>
+          <w:b w:val="0"/>
+          <w:i w:val="0"/>
+          <w:sz w:val="28"/>
+        </w:rPr>
+        <w:t>, которые могут возникать на производстве. Также IIoT охватывает три уровня: технологический (датчики и оборудование), уровень производства (мониторинг и аналитика) и управленческий уровень (синхронизация всех подразделений).</w:t>
+      </w:r>
+    </w:p>
+    <w:p>
+      <w:pPr>
+        <w:spacing w:before="200" w:after="80"/>
+      </w:pPr>
+      <w:r>
+        <w:rPr>
+          <w:rFonts w:ascii="Times New Roman" w:hAnsi="Times New Roman" w:eastAsia="Times New Roman"/>
+          <w:b/>
+          <w:i w:val="0"/>
+          <w:sz w:val="28"/>
+        </w:rPr>
+        <w:t>4. Объясните своими словами, как работает киберфизическая система?</w:t>
+      </w:r>
+    </w:p>
+    <w:p>
+      <w:pPr>
+        <w:ind w:firstLine="709"/>
+        <w:jc w:val="both"/>
+      </w:pPr>
+      <w:r>
+        <w:rPr>
+          <w:rFonts w:ascii="Times New Roman" w:hAnsi="Times New Roman" w:eastAsia="Times New Roman"/>
+          <w:b w:val="0"/>
+          <w:i w:val="0"/>
+          <w:sz w:val="28"/>
+        </w:rPr>
+        <w:t xml:space="preserve">Киберфизическая система — это система, основанная на интеграции вычислений с физическими процессами. Встраиваемые компьютеры совместно с сетями осуществляют мониторинг и контроль за физическими процессами путём передачи данных через узлы системы. Важнейший принцип — </w:t>
+      </w:r>
+      <w:r>
+        <w:rPr>
+          <w:rFonts w:ascii="Times New Roman" w:hAnsi="Times New Roman" w:eastAsia="Times New Roman"/>
+          <w:b/>
+          <w:i w:val="0"/>
+          <w:sz w:val="28"/>
+        </w:rPr>
+        <w:t>петля обратной связи</w:t>
+      </w:r>
+      <w:r>
+        <w:rPr>
+          <w:rFonts w:ascii="Times New Roman" w:hAnsi="Times New Roman" w:eastAsia="Times New Roman"/>
+          <w:b w:val="0"/>
+          <w:i w:val="0"/>
+          <w:sz w:val="28"/>
+        </w:rPr>
+        <w:t xml:space="preserve">: физические процессы влияют на вычисления (датчики передают данные о состоянии объекта), а вычисления, в свою очередь, влияют на физические процессы (контроллеры воздействуют на исполнительные механизмы). КФС — это не просто объединение физических процессов и киберпространства, а их </w:t>
+      </w:r>
+      <w:r>
+        <w:rPr>
+          <w:rFonts w:ascii="Times New Roman" w:hAnsi="Times New Roman" w:eastAsia="Times New Roman"/>
+          <w:b/>
+          <w:i w:val="0"/>
+          <w:sz w:val="28"/>
+        </w:rPr>
+        <w:t>пересечение</w:t>
+      </w:r>
+      <w:r>
+        <w:rPr>
+          <w:rFonts w:ascii="Times New Roman" w:hAnsi="Times New Roman" w:eastAsia="Times New Roman"/>
+          <w:b w:val="0"/>
+          <w:i w:val="0"/>
+          <w:sz w:val="28"/>
+        </w:rPr>
+        <w:t>: недостаточно воспринимать физические и вычислительные системы по отдельности, важно понимать их взаимодействие. В производственной среде такие системы включают интеллектуальные машины, которые автономно обмениваются информацией, инициируют действия и независимо контролируют друг друга.</w:t>
+      </w:r>
+    </w:p>
+    <w:p>
+      <w:pPr>
+        <w:spacing w:before="200" w:after="80"/>
+      </w:pPr>
+      <w:r>
+        <w:rPr>
+          <w:rFonts w:ascii="Times New Roman" w:hAnsi="Times New Roman" w:eastAsia="Times New Roman"/>
+          <w:b/>
+          <w:i w:val="0"/>
+          <w:sz w:val="28"/>
+        </w:rPr>
+        <w:t>5. Концептуальная модель киберфизической системы</w:t>
+      </w:r>
+    </w:p>
+    <w:p>
+      <w:pPr>
+        <w:ind w:firstLine="709"/>
+        <w:jc w:val="both"/>
+      </w:pPr>
+      <w:r>
+        <w:rPr>
+          <w:rFonts w:ascii="Times New Roman" w:hAnsi="Times New Roman" w:eastAsia="Times New Roman"/>
+          <w:b w:val="0"/>
+          <w:i w:val="0"/>
+          <w:sz w:val="28"/>
+        </w:rPr>
+        <w:t xml:space="preserve">Концептуальная модель киберфизической системы состоит из </w:t>
+      </w:r>
+      <w:r>
+        <w:rPr>
+          <w:rFonts w:ascii="Times New Roman" w:hAnsi="Times New Roman" w:eastAsia="Times New Roman"/>
+          <w:b/>
+          <w:i w:val="0"/>
+          <w:sz w:val="28"/>
+        </w:rPr>
+        <w:t>пяти уровней</w:t>
+      </w:r>
+      <w:r>
+        <w:rPr>
+          <w:rFonts w:ascii="Times New Roman" w:hAnsi="Times New Roman" w:eastAsia="Times New Roman"/>
+          <w:b w:val="0"/>
+          <w:i w:val="0"/>
+          <w:sz w:val="28"/>
+        </w:rPr>
+        <w:t>:</w:t>
+      </w:r>
+    </w:p>
+    <w:p>
+      <w:pPr>
+        <w:ind w:firstLine="709"/>
+        <w:jc w:val="both"/>
+      </w:pPr>
+      <w:r>
+        <w:rPr>
+          <w:rFonts w:ascii="Times New Roman" w:hAnsi="Times New Roman" w:eastAsia="Times New Roman"/>
+          <w:b w:val="0"/>
+          <w:i w:val="0"/>
+          <w:sz w:val="28"/>
+        </w:rPr>
+        <w:t xml:space="preserve">1. </w:t>
+      </w:r>
+      <w:r>
+        <w:rPr>
+          <w:rFonts w:ascii="Times New Roman" w:hAnsi="Times New Roman" w:eastAsia="Times New Roman"/>
+          <w:b/>
+          <w:i w:val="0"/>
+          <w:sz w:val="28"/>
+        </w:rPr>
+        <w:t>Физический уровень</w:t>
+      </w:r>
+      <w:r>
+        <w:rPr>
+          <w:rFonts w:ascii="Times New Roman" w:hAnsi="Times New Roman" w:eastAsia="Times New Roman"/>
+          <w:b w:val="0"/>
+          <w:i w:val="0"/>
+          <w:sz w:val="28"/>
+        </w:rPr>
+        <w:t xml:space="preserve"> — датчики, приводы, отслеживающие устройства и вычислительные элементы. Контроллер в реальном времени собирает данные с датчиков, обрабатывает их локально и/или передаёт в облачное хранилище.</w:t>
+      </w:r>
+    </w:p>
+    <w:p>
+      <w:pPr>
+        <w:ind w:firstLine="709"/>
+        <w:jc w:val="both"/>
+      </w:pPr>
+      <w:r>
+        <w:rPr>
+          <w:rFonts w:ascii="Times New Roman" w:hAnsi="Times New Roman" w:eastAsia="Times New Roman"/>
+          <w:b w:val="0"/>
+          <w:i w:val="0"/>
+          <w:sz w:val="28"/>
+        </w:rPr>
+        <w:t xml:space="preserve">2. </w:t>
+      </w:r>
+      <w:r>
+        <w:rPr>
+          <w:rFonts w:ascii="Times New Roman" w:hAnsi="Times New Roman" w:eastAsia="Times New Roman"/>
+          <w:b/>
+          <w:i w:val="0"/>
+          <w:sz w:val="28"/>
+        </w:rPr>
+        <w:t>Сетевой уровень</w:t>
+      </w:r>
+      <w:r>
+        <w:rPr>
+          <w:rFonts w:ascii="Times New Roman" w:hAnsi="Times New Roman" w:eastAsia="Times New Roman"/>
+          <w:b w:val="0"/>
+          <w:i w:val="0"/>
+          <w:sz w:val="28"/>
+        </w:rPr>
+        <w:t xml:space="preserve"> — обеспечивает доступ к киберпространству по различным протоколам (Wi-Fi, WiMAX, GPRS, 3G/4G/LTE), а также облегчённым протоколам (MQTT, CoAP, AMQP, Websocket) для передачи данных с периферийных устройств в облако.</w:t>
+      </w:r>
+    </w:p>
+    <w:p>
+      <w:pPr>
+        <w:ind w:firstLine="709"/>
+        <w:jc w:val="both"/>
+      </w:pPr>
+      <w:r>
+        <w:rPr>
+          <w:rFonts w:ascii="Times New Roman" w:hAnsi="Times New Roman" w:eastAsia="Times New Roman"/>
+          <w:b w:val="0"/>
+          <w:i w:val="0"/>
+          <w:sz w:val="28"/>
+        </w:rPr>
+        <w:t xml:space="preserve">3. </w:t>
+      </w:r>
+      <w:r>
+        <w:rPr>
+          <w:rFonts w:ascii="Times New Roman" w:hAnsi="Times New Roman" w:eastAsia="Times New Roman"/>
+          <w:b/>
+          <w:i w:val="0"/>
+          <w:sz w:val="28"/>
+        </w:rPr>
+        <w:t>Хранилище данных</w:t>
+      </w:r>
+      <w:r>
+        <w:rPr>
+          <w:rFonts w:ascii="Times New Roman" w:hAnsi="Times New Roman" w:eastAsia="Times New Roman"/>
+          <w:b w:val="0"/>
+          <w:i w:val="0"/>
+          <w:sz w:val="28"/>
+        </w:rPr>
+        <w:t xml:space="preserve"> — данные хранятся на локальном сервере или в облаке; для резервирования используются распределённые системы хранения (например, Hadoop) с кластером из нескольких узлов.</w:t>
+      </w:r>
+    </w:p>
+    <w:p>
+      <w:pPr>
+        <w:ind w:firstLine="709"/>
+        <w:jc w:val="both"/>
+      </w:pPr>
+      <w:r>
+        <w:rPr>
+          <w:rFonts w:ascii="Times New Roman" w:hAnsi="Times New Roman" w:eastAsia="Times New Roman"/>
+          <w:b w:val="0"/>
+          <w:i w:val="0"/>
+          <w:sz w:val="28"/>
+        </w:rPr>
+        <w:t xml:space="preserve">4. </w:t>
+      </w:r>
+      <w:r>
+        <w:rPr>
+          <w:rFonts w:ascii="Times New Roman" w:hAnsi="Times New Roman" w:eastAsia="Times New Roman"/>
+          <w:b/>
+          <w:i w:val="0"/>
+          <w:sz w:val="28"/>
+        </w:rPr>
+        <w:t>Уровень обработки и аналитики</w:t>
+      </w:r>
+      <w:r>
+        <w:rPr>
+          <w:rFonts w:ascii="Times New Roman" w:hAnsi="Times New Roman" w:eastAsia="Times New Roman"/>
+          <w:b w:val="0"/>
+          <w:i w:val="0"/>
+          <w:sz w:val="28"/>
+        </w:rPr>
+        <w:t xml:space="preserve"> — обработка данных с помощью имитационных моделей и размерного моделирования; генерация отчётов и дашбордов через SQL-запросы; методы интеллектуального анализа (кластеризация, классификация, регрессия) для прогнозирования и планирования.</w:t>
+      </w:r>
+    </w:p>
+    <w:p>
+      <w:pPr>
+        <w:ind w:firstLine="709"/>
+        <w:jc w:val="both"/>
+      </w:pPr>
+      <w:r>
+        <w:rPr>
+          <w:rFonts w:ascii="Times New Roman" w:hAnsi="Times New Roman" w:eastAsia="Times New Roman"/>
+          <w:b w:val="0"/>
+          <w:i w:val="0"/>
+          <w:sz w:val="28"/>
+        </w:rPr>
+        <w:t xml:space="preserve">5. </w:t>
+      </w:r>
+      <w:r>
+        <w:rPr>
+          <w:rFonts w:ascii="Times New Roman" w:hAnsi="Times New Roman" w:eastAsia="Times New Roman"/>
+          <w:b/>
+          <w:i w:val="0"/>
+          <w:sz w:val="28"/>
+        </w:rPr>
+        <w:t>Уровень приложений</w:t>
+      </w:r>
+      <w:r>
+        <w:rPr>
+          <w:rFonts w:ascii="Times New Roman" w:hAnsi="Times New Roman" w:eastAsia="Times New Roman"/>
+          <w:b w:val="0"/>
+          <w:i w:val="0"/>
+          <w:sz w:val="28"/>
+        </w:rPr>
+        <w:t xml:space="preserve"> — пользовательский интерфейс для конечных потребителей, операторов, производителей и поставщиков; охватывает «умную сеть», «умную фабрику», «умное здание», «умный транспорт», «умное здравоохранение».</w:t>
+      </w:r>
+    </w:p>
+    <w:p>
+      <w:pPr>
+        <w:spacing w:before="200" w:after="80"/>
+      </w:pPr>
+      <w:r>
+        <w:rPr>
+          <w:rFonts w:ascii="Times New Roman" w:hAnsi="Times New Roman" w:eastAsia="Times New Roman"/>
+          <w:b/>
+          <w:i w:val="0"/>
+          <w:sz w:val="28"/>
+        </w:rPr>
+        <w:t>6. Какие возможности даёт разработка и внедрение Интернета вещей?</w:t>
+      </w:r>
+    </w:p>
+    <w:p>
+      <w:pPr>
+        <w:ind w:firstLine="709"/>
+        <w:jc w:val="both"/>
+      </w:pPr>
+      <w:r>
+        <w:rPr>
+          <w:rFonts w:ascii="Times New Roman" w:hAnsi="Times New Roman" w:eastAsia="Times New Roman"/>
+          <w:b w:val="0"/>
+          <w:i w:val="0"/>
+          <w:sz w:val="28"/>
+        </w:rPr>
+        <w:t xml:space="preserve">Разработка и внедрение Интернета вещей открывает следующие возможности. Компоненты производственной системы становятся активными пользователями Интернета и взаимодействуют друг с другом для </w:t>
+      </w:r>
+      <w:r>
+        <w:rPr>
+          <w:rFonts w:ascii="Times New Roman" w:hAnsi="Times New Roman" w:eastAsia="Times New Roman"/>
+          <w:b/>
+          <w:i w:val="0"/>
+          <w:sz w:val="28"/>
+        </w:rPr>
+        <w:t>прогнозирования и адаптации к изменениям</w:t>
+      </w:r>
+      <w:r>
+        <w:rPr>
+          <w:rFonts w:ascii="Times New Roman" w:hAnsi="Times New Roman" w:eastAsia="Times New Roman"/>
+          <w:b w:val="0"/>
+          <w:i w:val="0"/>
+          <w:sz w:val="28"/>
+        </w:rPr>
+        <w:t xml:space="preserve">. На первом этапе внедрения IIoT становится возможным сбор объективных и точных данных о состоянии производства, которые предоставляются всем подразделениям предприятия, помогая наладить взаимодействие и принимать обоснованные решения. Полученная информация используется для </w:t>
+      </w:r>
+      <w:r>
+        <w:rPr>
+          <w:rFonts w:ascii="Times New Roman" w:hAnsi="Times New Roman" w:eastAsia="Times New Roman"/>
+          <w:b/>
+          <w:i w:val="0"/>
+          <w:sz w:val="28"/>
+        </w:rPr>
+        <w:t>предотвращения внеплановых простоев</w:t>
+      </w:r>
+      <w:r>
+        <w:rPr>
+          <w:rFonts w:ascii="Times New Roman" w:hAnsi="Times New Roman" w:eastAsia="Times New Roman"/>
+          <w:b w:val="0"/>
+          <w:i w:val="0"/>
+          <w:sz w:val="28"/>
+        </w:rPr>
+        <w:t>, поломок оборудования, сокращения внепланового техобслуживания и сбоев в управлении цепочками поставок. Технология RFID позволяет быстро находить детали, продукцию, инструмент и работников, что существенно повышает эффективность производства. В целом ожидается, что широкое внедрение КФС с IoT приведёт к изменениям в жизни человечества такого масштаба, к которым привело в своё время появление Интернета.</w:t>
+      </w:r>
+    </w:p>
+    <w:p>
+      <w:pPr>
+        <w:spacing w:before="200" w:after="80"/>
+      </w:pPr>
+      <w:r>
+        <w:rPr>
+          <w:rFonts w:ascii="Times New Roman" w:hAnsi="Times New Roman" w:eastAsia="Times New Roman"/>
+          <w:b/>
+          <w:i w:val="0"/>
+          <w:sz w:val="28"/>
+        </w:rPr>
+        <w:t>7. Из каких составляющих состоит Интернет вещей?</w:t>
+      </w:r>
+    </w:p>
+    <w:p>
+      <w:pPr>
+        <w:ind w:firstLine="709"/>
+        <w:jc w:val="both"/>
+      </w:pPr>
+      <w:r>
+        <w:rPr>
+          <w:rFonts w:ascii="Times New Roman" w:hAnsi="Times New Roman" w:eastAsia="Times New Roman"/>
+          <w:b w:val="0"/>
+          <w:i w:val="0"/>
+          <w:sz w:val="28"/>
+        </w:rPr>
+        <w:t>Классическая архитектура Интернета вещей включает следующие составляющие:</w:t>
+      </w:r>
+    </w:p>
+    <w:p>
+      <w:pPr>
+        <w:ind w:firstLine="709"/>
+        <w:jc w:val="both"/>
+      </w:pPr>
+      <w:r>
+        <w:rPr>
+          <w:rFonts w:ascii="Times New Roman" w:hAnsi="Times New Roman" w:eastAsia="Times New Roman"/>
+          <w:b w:val="0"/>
+          <w:i w:val="0"/>
+          <w:sz w:val="28"/>
+        </w:rPr>
+        <w:t xml:space="preserve">1. </w:t>
+      </w:r>
+      <w:r>
+        <w:rPr>
+          <w:rFonts w:ascii="Times New Roman" w:hAnsi="Times New Roman" w:eastAsia="Times New Roman"/>
+          <w:b/>
+          <w:i w:val="0"/>
+          <w:sz w:val="28"/>
+        </w:rPr>
+        <w:t>IoT-устройства</w:t>
+      </w:r>
+      <w:r>
+        <w:rPr>
+          <w:rFonts w:ascii="Times New Roman" w:hAnsi="Times New Roman" w:eastAsia="Times New Roman"/>
+          <w:b w:val="0"/>
+          <w:i w:val="0"/>
+          <w:sz w:val="28"/>
+        </w:rPr>
+        <w:t xml:space="preserve"> — собирают показания с датчиков и выполняют физические действия. Могут быть персональными, носимыми и встроенными.</w:t>
+      </w:r>
+    </w:p>
+    <w:p>
+      <w:pPr>
+        <w:ind w:firstLine="709"/>
+        <w:jc w:val="both"/>
+      </w:pPr>
+      <w:r>
+        <w:rPr>
+          <w:rFonts w:ascii="Times New Roman" w:hAnsi="Times New Roman" w:eastAsia="Times New Roman"/>
+          <w:b w:val="0"/>
+          <w:i w:val="0"/>
+          <w:sz w:val="28"/>
+        </w:rPr>
+        <w:t xml:space="preserve">2. </w:t>
+      </w:r>
+      <w:r>
+        <w:rPr>
+          <w:rFonts w:ascii="Times New Roman" w:hAnsi="Times New Roman" w:eastAsia="Times New Roman"/>
+          <w:b/>
+          <w:i w:val="0"/>
+          <w:sz w:val="28"/>
+        </w:rPr>
+        <w:t>Датчики и исполнительные механизмы</w:t>
+      </w:r>
+      <w:r>
+        <w:rPr>
+          <w:rFonts w:ascii="Times New Roman" w:hAnsi="Times New Roman" w:eastAsia="Times New Roman"/>
+          <w:b w:val="0"/>
+          <w:i w:val="0"/>
+          <w:sz w:val="28"/>
+        </w:rPr>
+        <w:t xml:space="preserve"> — на промышленных объектах также устанавливаются контроллеры и человеко-машинные интерфейсы.</w:t>
+      </w:r>
+    </w:p>
+    <w:p>
+      <w:pPr>
+        <w:ind w:firstLine="709"/>
+        <w:jc w:val="both"/>
+      </w:pPr>
+      <w:r>
+        <w:rPr>
+          <w:rFonts w:ascii="Times New Roman" w:hAnsi="Times New Roman" w:eastAsia="Times New Roman"/>
+          <w:b w:val="0"/>
+          <w:i w:val="0"/>
+          <w:sz w:val="28"/>
+        </w:rPr>
+        <w:t xml:space="preserve">3. </w:t>
+      </w:r>
+      <w:r>
+        <w:rPr>
+          <w:rFonts w:ascii="Times New Roman" w:hAnsi="Times New Roman" w:eastAsia="Times New Roman"/>
+          <w:b/>
+          <w:i w:val="0"/>
+          <w:sz w:val="28"/>
+        </w:rPr>
+        <w:t>Сетевая инфраструктура</w:t>
+      </w:r>
+      <w:r>
+        <w:rPr>
+          <w:rFonts w:ascii="Times New Roman" w:hAnsi="Times New Roman" w:eastAsia="Times New Roman"/>
+          <w:b w:val="0"/>
+          <w:i w:val="0"/>
+          <w:sz w:val="28"/>
+        </w:rPr>
+        <w:t xml:space="preserve"> — протоколы передачи данных (для стационарных объектов — локальная сеть предприятия, для подвижных — беспроводные протоколы); протокол IP и специализированные протоколы IoT.</w:t>
+      </w:r>
+    </w:p>
+    <w:p>
+      <w:pPr>
+        <w:ind w:firstLine="709"/>
+        <w:jc w:val="both"/>
+      </w:pPr>
+      <w:r>
+        <w:rPr>
+          <w:rFonts w:ascii="Times New Roman" w:hAnsi="Times New Roman" w:eastAsia="Times New Roman"/>
+          <w:b w:val="0"/>
+          <w:i w:val="0"/>
+          <w:sz w:val="28"/>
+        </w:rPr>
+        <w:t xml:space="preserve">4. </w:t>
+      </w:r>
+      <w:r>
+        <w:rPr>
+          <w:rFonts w:ascii="Times New Roman" w:hAnsi="Times New Roman" w:eastAsia="Times New Roman"/>
+          <w:b/>
+          <w:i w:val="0"/>
+          <w:sz w:val="28"/>
+        </w:rPr>
+        <w:t>Протоколы Интернета вещей</w:t>
+      </w:r>
+      <w:r>
+        <w:rPr>
+          <w:rFonts w:ascii="Times New Roman" w:hAnsi="Times New Roman" w:eastAsia="Times New Roman"/>
+          <w:b w:val="0"/>
+          <w:i w:val="0"/>
+          <w:sz w:val="28"/>
+        </w:rPr>
+        <w:t xml:space="preserve"> — набор правил, необходимый для обмена данными между устройствами; стандартизируют передачу информации между устройствами.</w:t>
+      </w:r>
+    </w:p>
+    <w:p>
+      <w:pPr>
+        <w:ind w:firstLine="709"/>
+        <w:jc w:val="both"/>
+      </w:pPr>
+      <w:r>
+        <w:rPr>
+          <w:rFonts w:ascii="Times New Roman" w:hAnsi="Times New Roman" w:eastAsia="Times New Roman"/>
+          <w:b w:val="0"/>
+          <w:i w:val="0"/>
+          <w:sz w:val="28"/>
+        </w:rPr>
+        <w:t xml:space="preserve">5. </w:t>
+      </w:r>
+      <w:r>
+        <w:rPr>
+          <w:rFonts w:ascii="Times New Roman" w:hAnsi="Times New Roman" w:eastAsia="Times New Roman"/>
+          <w:b/>
+          <w:i w:val="0"/>
+          <w:sz w:val="28"/>
+        </w:rPr>
+        <w:t>Аналитические платформы</w:t>
+      </w:r>
+      <w:r>
+        <w:rPr>
+          <w:rFonts w:ascii="Times New Roman" w:hAnsi="Times New Roman" w:eastAsia="Times New Roman"/>
+          <w:b w:val="0"/>
+          <w:i w:val="0"/>
+          <w:sz w:val="28"/>
+        </w:rPr>
+        <w:t xml:space="preserve"> — передовые платформы для сбора, хранения и анализа данных о технологических процессах, работающие в реальном масштабе времени и представляющие информацию в понятном пользователю виде.</w:t>
+      </w:r>
+    </w:p>
+    <w:p>
+      <w:pPr>
+        <w:spacing w:before="200" w:after="80"/>
+      </w:pPr>
+      <w:r>
+        <w:rPr>
+          <w:rFonts w:ascii="Times New Roman" w:hAnsi="Times New Roman" w:eastAsia="Times New Roman"/>
+          <w:b/>
+          <w:i w:val="0"/>
+          <w:sz w:val="28"/>
+        </w:rPr>
+        <w:t>8. Какие возможности даёт предприятию разработка цифровых двойников?</w:t>
+      </w:r>
+    </w:p>
+    <w:p>
+      <w:pPr>
+        <w:ind w:firstLine="709"/>
+        <w:jc w:val="both"/>
+      </w:pPr>
+      <w:r>
+        <w:rPr>
+          <w:rFonts w:ascii="Times New Roman" w:hAnsi="Times New Roman" w:eastAsia="Times New Roman"/>
+          <w:b w:val="0"/>
+          <w:i w:val="0"/>
+          <w:sz w:val="28"/>
+        </w:rPr>
+        <w:t xml:space="preserve">Цифровые двойники дают предприятию возможность </w:t>
+      </w:r>
+      <w:r>
+        <w:rPr>
+          <w:rFonts w:ascii="Times New Roman" w:hAnsi="Times New Roman" w:eastAsia="Times New Roman"/>
+          <w:b/>
+          <w:i w:val="0"/>
+          <w:sz w:val="28"/>
+        </w:rPr>
+        <w:t>оптимизировать производительность</w:t>
+      </w:r>
+      <w:r>
+        <w:rPr>
+          <w:rFonts w:ascii="Times New Roman" w:hAnsi="Times New Roman" w:eastAsia="Times New Roman"/>
+          <w:b w:val="0"/>
+          <w:i w:val="0"/>
+          <w:sz w:val="28"/>
+        </w:rPr>
+        <w:t xml:space="preserve"> оборудования без непосредственного вмешательства в физические установки. Как показывает пример с ветроэнергетической установкой, наличие цифрового двойника у каждой турбины позволяло простым поворотом регуляторов </w:t>
+      </w:r>
+      <w:r>
+        <w:rPr>
+          <w:rFonts w:ascii="Times New Roman" w:hAnsi="Times New Roman" w:eastAsia="Times New Roman"/>
+          <w:b/>
+          <w:i w:val="0"/>
+          <w:sz w:val="28"/>
+        </w:rPr>
+        <w:t>избежать перегрузки</w:t>
+      </w:r>
+      <w:r>
+        <w:rPr>
+          <w:rFonts w:ascii="Times New Roman" w:hAnsi="Times New Roman" w:eastAsia="Times New Roman"/>
+          <w:b w:val="0"/>
+          <w:i w:val="0"/>
+          <w:sz w:val="28"/>
+        </w:rPr>
+        <w:t xml:space="preserve"> отдельной генерирующей турбины и тщательно </w:t>
+      </w:r>
+      <w:r>
+        <w:rPr>
+          <w:rFonts w:ascii="Times New Roman" w:hAnsi="Times New Roman" w:eastAsia="Times New Roman"/>
+          <w:b/>
+          <w:i w:val="0"/>
+          <w:sz w:val="28"/>
+        </w:rPr>
+        <w:t>распределять нагрузку</w:t>
+      </w:r>
+      <w:r>
+        <w:rPr>
+          <w:rFonts w:ascii="Times New Roman" w:hAnsi="Times New Roman" w:eastAsia="Times New Roman"/>
+          <w:b w:val="0"/>
+          <w:i w:val="0"/>
+          <w:sz w:val="28"/>
+        </w:rPr>
+        <w:t xml:space="preserve"> по всему семейству ветротурбин, оптимизируя выработку всей фермы в целом. В контексте промышленного удалённого сервиса цифровые двойники в составе КФС позволяют интеллектуальным производственным системам передавать данные датчиков о своём состоянии в режиме реального времени — это даёт возможность проводить </w:t>
+      </w:r>
+      <w:r>
+        <w:rPr>
+          <w:rFonts w:ascii="Times New Roman" w:hAnsi="Times New Roman" w:eastAsia="Times New Roman"/>
+          <w:b/>
+          <w:i w:val="0"/>
+          <w:sz w:val="28"/>
+        </w:rPr>
+        <w:t>профилактическое обслуживание</w:t>
+      </w:r>
+      <w:r>
+        <w:rPr>
+          <w:rFonts w:ascii="Times New Roman" w:hAnsi="Times New Roman" w:eastAsia="Times New Roman"/>
+          <w:b w:val="0"/>
+          <w:i w:val="0"/>
+          <w:sz w:val="28"/>
+        </w:rPr>
+        <w:t>, снижать затраты на обслуживание и эксплуатацию, а также автоматически обновлять функции и данные оборудования через стандартизированные безопасные каналы связи.</w:t>
+      </w:r>
+    </w:p>
+    <w:p>
+      <w:pPr>
+        <w:spacing w:before="200" w:after="80"/>
+      </w:pPr>
+      <w:r>
+        <w:rPr>
+          <w:rFonts w:ascii="Times New Roman" w:hAnsi="Times New Roman" w:eastAsia="Times New Roman"/>
+          <w:b/>
+          <w:i w:val="0"/>
+          <w:sz w:val="28"/>
+        </w:rPr>
+        <w:t>9. Недостатки киберфизических систем</w:t>
+      </w:r>
+    </w:p>
+    <w:p>
+      <w:pPr>
+        <w:ind w:firstLine="709"/>
+        <w:jc w:val="both"/>
+      </w:pPr>
+      <w:r>
+        <w:rPr>
+          <w:rFonts w:ascii="Times New Roman" w:hAnsi="Times New Roman" w:eastAsia="Times New Roman"/>
+          <w:b w:val="0"/>
+          <w:i w:val="0"/>
+          <w:sz w:val="28"/>
+        </w:rPr>
+        <w:t>Пособие указывает на два ключевых недостатка киберфизических систем.</w:t>
+      </w:r>
+    </w:p>
+    <w:p>
+      <w:pPr>
+        <w:ind w:firstLine="709"/>
+        <w:jc w:val="both"/>
+      </w:pPr>
+      <w:r>
+        <w:rPr>
+          <w:rFonts w:ascii="Times New Roman" w:hAnsi="Times New Roman" w:eastAsia="Times New Roman"/>
+          <w:b/>
+          <w:i w:val="0"/>
+          <w:sz w:val="28"/>
+        </w:rPr>
+        <w:t>Первый недостаток — высокие требования к пропускной способности и энергопотреблению.</w:t>
+      </w:r>
+      <w:r>
+        <w:rPr>
+          <w:rFonts w:ascii="Times New Roman" w:hAnsi="Times New Roman" w:eastAsia="Times New Roman"/>
+          <w:b w:val="0"/>
+          <w:i w:val="0"/>
+          <w:sz w:val="28"/>
+        </w:rPr>
+        <w:t xml:space="preserve"> Когда КФС используются для мониторинга или регулирования окружающей физической среды, требуются большие потоки данных для пересечения сети датчиков и исполнительных механизмов. Эти потоки накладывают фундаментальные ограничения на производительность и возможности КФС, поскольку требуют большой пропускной способности и способствуют </w:t>
+      </w:r>
+      <w:r>
+        <w:rPr>
+          <w:rFonts w:ascii="Times New Roman" w:hAnsi="Times New Roman" w:eastAsia="Times New Roman"/>
+          <w:b/>
+          <w:i w:val="0"/>
+          <w:sz w:val="28"/>
+        </w:rPr>
+        <w:t>быстрому истощению энергетических резервов</w:t>
+      </w:r>
+      <w:r>
+        <w:rPr>
+          <w:rFonts w:ascii="Times New Roman" w:hAnsi="Times New Roman" w:eastAsia="Times New Roman"/>
+          <w:b w:val="0"/>
+          <w:i w:val="0"/>
+          <w:sz w:val="28"/>
+        </w:rPr>
+        <w:t xml:space="preserve"> при использовании беспроводной связи. Для смягчения этого ограничения необходимо рассматривать КФС как устройства распределённой обработки информации.</w:t>
+      </w:r>
+    </w:p>
+    <w:p>
+      <w:pPr>
+        <w:ind w:firstLine="709"/>
+        <w:jc w:val="both"/>
+      </w:pPr>
+      <w:r>
+        <w:rPr>
+          <w:rFonts w:ascii="Times New Roman" w:hAnsi="Times New Roman" w:eastAsia="Times New Roman"/>
+          <w:b/>
+          <w:i w:val="0"/>
+          <w:sz w:val="28"/>
+        </w:rPr>
+        <w:t>Второй недостаток — отсутствие возможности сбора пространственной информации.</w:t>
+      </w:r>
+      <w:r>
+        <w:rPr>
+          <w:rFonts w:ascii="Times New Roman" w:hAnsi="Times New Roman" w:eastAsia="Times New Roman"/>
+          <w:b w:val="0"/>
+          <w:i w:val="0"/>
+          <w:sz w:val="28"/>
+        </w:rPr>
+        <w:t xml:space="preserve"> В современных КФС отсутствует возможность сбора информации, связанной с местоположением производимых действий. И хотя информация о географическом местоположении может храниться в различных формах и на разных уровнях, </w:t>
+      </w:r>
+      <w:r>
+        <w:rPr>
+          <w:rFonts w:ascii="Times New Roman" w:hAnsi="Times New Roman" w:eastAsia="Times New Roman"/>
+          <w:b/>
+          <w:i w:val="0"/>
+          <w:sz w:val="28"/>
+        </w:rPr>
+        <w:t>семантическая поддержка</w:t>
+      </w:r>
+      <w:r>
+        <w:rPr>
+          <w:rFonts w:ascii="Times New Roman" w:hAnsi="Times New Roman" w:eastAsia="Times New Roman"/>
+          <w:b w:val="0"/>
+          <w:i w:val="0"/>
+          <w:sz w:val="28"/>
+        </w:rPr>
+        <w:t xml:space="preserve"> для использования этой информации на разных уровнях реализации системы отсутствует. КФС реагируют и управляют пространственно-временной информацией, однако им не хватает моделей и методов сбора такой информации, проверки поведения, а также производительности в отношении временных и пространственных требований.</w:t>
+      </w:r>
+    </w:p>
+    <w:p>
+      <w:pPr>
+        <w:spacing w:before="200" w:after="80"/>
+      </w:pPr>
+      <w:r>
+        <w:rPr>
+          <w:rFonts w:ascii="Times New Roman" w:hAnsi="Times New Roman" w:eastAsia="Times New Roman"/>
+          <w:b/>
+          <w:i w:val="0"/>
+          <w:sz w:val="28"/>
+        </w:rPr>
+        <w:t>10. Какие преимущества даёт возможность подключения всех устройств в глобальную беспроводную сеть с помощью единого стандарта?</w:t>
+      </w:r>
+    </w:p>
+    <w:p>
+      <w:pPr>
+        <w:ind w:firstLine="709"/>
+        <w:jc w:val="both"/>
+      </w:pPr>
+      <w:r>
+        <w:rPr>
+          <w:rFonts w:ascii="Times New Roman" w:hAnsi="Times New Roman" w:eastAsia="Times New Roman"/>
+          <w:b w:val="0"/>
+          <w:i w:val="0"/>
+          <w:sz w:val="28"/>
+        </w:rPr>
+        <w:t xml:space="preserve">Подключение всех устройств в глобальную беспроводную сеть с помощью единого стандарта даёт возможность </w:t>
+      </w:r>
+      <w:r>
+        <w:rPr>
+          <w:rFonts w:ascii="Times New Roman" w:hAnsi="Times New Roman" w:eastAsia="Times New Roman"/>
+          <w:b/>
+          <w:i w:val="0"/>
+          <w:sz w:val="28"/>
+        </w:rPr>
+        <w:t>стандартизировать передачу информации между устройствами</w:t>
+      </w:r>
+      <w:r>
+        <w:rPr>
+          <w:rFonts w:ascii="Times New Roman" w:hAnsi="Times New Roman" w:eastAsia="Times New Roman"/>
+          <w:b w:val="0"/>
+          <w:i w:val="0"/>
+          <w:sz w:val="28"/>
+        </w:rPr>
+        <w:t xml:space="preserve"> через единые протоколы Интернета вещей. Устройства интеллектуального завода при этом становятся уникально идентифицируемыми, могут находиться в любом месте, знать свою собственную историю и текущее состояние, возможности конфигурации и производственные условия, а также </w:t>
+      </w:r>
+      <w:r>
+        <w:rPr>
+          <w:rFonts w:ascii="Times New Roman" w:hAnsi="Times New Roman" w:eastAsia="Times New Roman"/>
+          <w:b/>
+          <w:i w:val="0"/>
+          <w:sz w:val="28"/>
+        </w:rPr>
+        <w:t>обмениваться данными друг с другом даже без проводов</w:t>
+      </w:r>
+      <w:r>
+        <w:rPr>
+          <w:rFonts w:ascii="Times New Roman" w:hAnsi="Times New Roman" w:eastAsia="Times New Roman"/>
+          <w:b w:val="0"/>
+          <w:i w:val="0"/>
+          <w:sz w:val="28"/>
+        </w:rPr>
+        <w:t>. Данная концепция предполагает возможность внесения изменений на производстве «в последнюю минуту» и гибкие ответы на прерывания в работе и сбои со стороны поставщиков. Производственные системы смогут автоматически подключаться к облачным промышленным платформам удалённого обслуживания, находить подходящих экспертов и получать информацию и ресурсы в режиме реального времени. В совокупности это способствует повышению эффективности производственных процессов во всей производственно-сбытовой цепочке, включая разработку, использование материалов, исходящую логистику и управление жизненным циклом.</w:t>
       </w:r>
     </w:p>
     <w:p>
